--- a/docs/dokumentacio.docx
+++ b/docs/dokumentacio.docx
@@ -72,43 +72,217 @@
     </w:p>
     <w:p>
       <w:pPr>
+        <w:jc w:val="center"/>
+        <w:rPr>
+          <w:rFonts w:ascii="Bahnschrift Light" w:hAnsi="Bahnschrift Light"/>
+          <w:sz w:val="32"/>
+        </w:rPr>
+      </w:pPr>
+      <w:r>
+        <w:rPr>
+          <w:rFonts w:ascii="Bahnschrift Light" w:hAnsi="Bahnschrift Light"/>
+          <w:sz w:val="32"/>
+        </w:rPr>
+        <w:t xml:space="preserve">A </w:t>
+      </w:r>
+      <w:r>
+        <w:rPr>
+          <w:rFonts w:ascii="Bahnschrift Light" w:hAnsi="Bahnschrift Light"/>
+          <w:b/>
+          <w:sz w:val="32"/>
+        </w:rPr>
+        <w:t>Stresta</w:t>
+      </w:r>
+      <w:r>
+        <w:rPr>
+          <w:rFonts w:ascii="Bahnschrift Light" w:hAnsi="Bahnschrift Light"/>
+          <w:sz w:val="32"/>
+        </w:rPr>
+        <w:t xml:space="preserve"> felépítése, oldalai:</w:t>
+      </w:r>
+    </w:p>
+    <w:p>
+      <w:pPr>
+        <w:jc w:val="center"/>
         <w:rPr>
           <w:rFonts w:ascii="Bahnschrift Light" w:hAnsi="Bahnschrift Light"/>
           <w:sz w:val="28"/>
         </w:rPr>
       </w:pPr>
-      <w:r>
-        <w:rPr>
-          <w:rFonts w:ascii="Bahnschrift Light" w:hAnsi="Bahnschrift Light"/>
-          <w:sz w:val="32"/>
-        </w:rPr>
-        <w:t xml:space="preserve"> </w:t>
-      </w:r>
-      <w:bookmarkStart w:id="0" w:name="_GoBack"/>
-      <w:bookmarkEnd w:id="0"/>
-    </w:p>
-    <w:p>
-      <w:pPr>
-        <w:jc w:val="center"/>
+    </w:p>
+    <w:p>
+      <w:pPr>
+        <w:jc w:val="center"/>
+        <w:rPr>
+          <w:rFonts w:ascii="Bahnschrift Light" w:hAnsi="Bahnschrift Light"/>
+          <w:sz w:val="28"/>
+        </w:rPr>
+      </w:pPr>
+      <w:r>
+        <w:rPr>
+          <w:rFonts w:ascii="Bahnschrift Light" w:hAnsi="Bahnschrift Light"/>
+          <w:sz w:val="28"/>
+        </w:rPr>
+        <w:t xml:space="preserve">A Stresta webshopja 4 főbb oldalra bontódik: </w:t>
+      </w:r>
+    </w:p>
+    <w:p>
+      <w:pPr>
+        <w:pStyle w:val="Listaszerbekezds"/>
+        <w:numPr>
+          <w:ilvl w:val="0"/>
+          <w:numId w:val="1"/>
+        </w:numPr>
+        <w:jc w:val="center"/>
+        <w:rPr>
+          <w:rFonts w:ascii="Bahnschrift Light" w:hAnsi="Bahnschrift Light"/>
+          <w:sz w:val="28"/>
+        </w:rPr>
+      </w:pPr>
+      <w:r>
+        <w:rPr>
+          <w:rFonts w:ascii="Bahnschrift Light" w:hAnsi="Bahnschrift Light"/>
+          <w:sz w:val="28"/>
+        </w:rPr>
+        <w:t>Főoldal</w:t>
+      </w:r>
+    </w:p>
+    <w:p>
+      <w:pPr>
+        <w:pStyle w:val="Listaszerbekezds"/>
+        <w:numPr>
+          <w:ilvl w:val="0"/>
+          <w:numId w:val="1"/>
+        </w:numPr>
+        <w:jc w:val="center"/>
+        <w:rPr>
+          <w:rFonts w:ascii="Bahnschrift Light" w:hAnsi="Bahnschrift Light"/>
+          <w:sz w:val="28"/>
+        </w:rPr>
+      </w:pPr>
+      <w:r>
+        <w:rPr>
+          <w:rFonts w:ascii="Bahnschrift Light" w:hAnsi="Bahnschrift Light"/>
+          <w:sz w:val="28"/>
+        </w:rPr>
+        <w:t>Sportszerek</w:t>
+      </w:r>
+    </w:p>
+    <w:p>
+      <w:pPr>
+        <w:pStyle w:val="Listaszerbekezds"/>
+        <w:numPr>
+          <w:ilvl w:val="0"/>
+          <w:numId w:val="1"/>
+        </w:numPr>
+        <w:jc w:val="center"/>
+        <w:rPr>
+          <w:rFonts w:ascii="Bahnschrift Light" w:hAnsi="Bahnschrift Light"/>
+          <w:sz w:val="28"/>
+        </w:rPr>
+      </w:pPr>
+      <w:r>
+        <w:rPr>
+          <w:rFonts w:ascii="Bahnschrift Light" w:hAnsi="Bahnschrift Light"/>
+          <w:sz w:val="28"/>
+        </w:rPr>
+        <w:t>Sportruházat</w:t>
+      </w:r>
+    </w:p>
+    <w:p>
+      <w:pPr>
+        <w:pStyle w:val="Listaszerbekezds"/>
+        <w:numPr>
+          <w:ilvl w:val="0"/>
+          <w:numId w:val="1"/>
+        </w:numPr>
+        <w:jc w:val="center"/>
+        <w:rPr>
+          <w:rFonts w:ascii="Bahnschrift Light" w:hAnsi="Bahnschrift Light"/>
+          <w:sz w:val="28"/>
+        </w:rPr>
+      </w:pPr>
+      <w:r>
+        <w:rPr>
+          <w:rFonts w:ascii="Bahnschrift Light" w:hAnsi="Bahnschrift Light"/>
+          <w:sz w:val="28"/>
+        </w:rPr>
+        <w:t>Kiegészítők</w:t>
+      </w:r>
+    </w:p>
+    <w:p>
+      <w:pPr>
+        <w:jc w:val="center"/>
+        <w:rPr>
+          <w:rFonts w:ascii="Bahnschrift Light" w:hAnsi="Bahnschrift Light"/>
+          <w:sz w:val="28"/>
+        </w:rPr>
+      </w:pPr>
+    </w:p>
+    <w:p>
+      <w:pPr>
+        <w:jc w:val="center"/>
+        <w:rPr>
+          <w:rFonts w:ascii="Bahnschrift Light" w:hAnsi="Bahnschrift Light"/>
+          <w:sz w:val="28"/>
+        </w:rPr>
+      </w:pPr>
+    </w:p>
+    <w:p>
+      <w:pPr>
+        <w:jc w:val="center"/>
+        <w:rPr>
+          <w:rFonts w:ascii="Bahnschrift Light" w:hAnsi="Bahnschrift Light"/>
+          <w:sz w:val="28"/>
+        </w:rPr>
+      </w:pPr>
+      <w:r>
         <w:rPr>
           <w:rFonts w:ascii="Bahnschrift SemiBold" w:hAnsi="Bahnschrift SemiBold"/>
           <w:b/>
           <w:sz w:val="32"/>
         </w:rPr>
-      </w:pPr>
-    </w:p>
-    <w:p>
-      <w:pPr>
-        <w:jc w:val="center"/>
-        <w:rPr>
-          <w:rFonts w:ascii="Bahnschrift SemiBold" w:hAnsi="Bahnschrift SemiBold"/>
-          <w:b/>
-          <w:sz w:val="32"/>
-        </w:rPr>
-      </w:pPr>
+        <w:drawing>
+          <wp:inline distT="0" distB="0" distL="0" distR="0" wp14:anchorId="19367663" wp14:editId="6AFB6C70">
+            <wp:extent cx="5760720" cy="3302000"/>
+            <wp:effectExtent l="0" t="0" r="0" b="0"/>
+            <wp:docPr id="1" name="Kép 1"/>
+            <wp:cNvGraphicFramePr>
+              <a:graphicFrameLocks xmlns:a="http://schemas.openxmlformats.org/drawingml/2006/main" noChangeAspect="1"/>
+            </wp:cNvGraphicFramePr>
+            <a:graphic xmlns:a="http://schemas.openxmlformats.org/drawingml/2006/main">
+              <a:graphicData uri="http://schemas.openxmlformats.org/drawingml/2006/picture">
+                <pic:pic xmlns:pic="http://schemas.openxmlformats.org/drawingml/2006/picture">
+                  <pic:nvPicPr>
+                    <pic:cNvPr id="1" name=""/>
+                    <pic:cNvPicPr/>
+                  </pic:nvPicPr>
+                  <pic:blipFill>
+                    <a:blip r:embed="rId7"/>
+                    <a:stretch>
+                      <a:fillRect/>
+                    </a:stretch>
+                  </pic:blipFill>
+                  <pic:spPr>
+                    <a:xfrm>
+                      <a:off x="0" y="0"/>
+                      <a:ext cx="5760720" cy="3302000"/>
+                    </a:xfrm>
+                    <a:prstGeom prst="rect">
+                      <a:avLst/>
+                    </a:prstGeom>
+                  </pic:spPr>
+                </pic:pic>
+              </a:graphicData>
+            </a:graphic>
+          </wp:inline>
+        </w:drawing>
+      </w:r>
+      <w:bookmarkStart w:id="0" w:name="_GoBack"/>
+      <w:bookmarkEnd w:id="0"/>
     </w:p>
     <w:sectPr>
-      <w:headerReference w:type="default" r:id="rId6"/>
+      <w:headerReference w:type="default" r:id="rId8"/>
       <w:pgSz w:w="11906" w:h="16838"/>
       <w:pgMar w:top="1417" w:right="1417" w:bottom="1417" w:left="1417" w:header="708" w:footer="708" w:gutter="0"/>
       <w:cols w:space="708"/>
@@ -243,6 +417,126 @@
     </w:r>
   </w:p>
 </w:hdr>
+</file>
+
+<file path=word/numbering.xml><?xml version="1.0" encoding="utf-8"?>
+<w:numbering xmlns:wpc="http://schemas.microsoft.com/office/word/2010/wordprocessingCanvas" xmlns:cx="http://schemas.microsoft.com/office/drawing/2014/chartex" xmlns:cx1="http://schemas.microsoft.com/office/drawing/2015/9/8/chartex" xmlns:cx2="http://schemas.microsoft.com/office/drawing/2015/10/21/chartex" xmlns:cx3="http://schemas.microsoft.com/office/drawing/2016/5/9/chartex" xmlns:cx4="http://schemas.microsoft.com/office/drawing/2016/5/10/chartex" xmlns:cx5="http://schemas.microsoft.com/office/drawing/2016/5/11/chartex" xmlns:cx6="http://schemas.microsoft.com/office/drawing/2016/5/12/chartex" xmlns:cx7="http://schemas.microsoft.com/office/drawing/2016/5/13/chartex" xmlns:cx8="http://schemas.microsoft.com/office/drawing/2016/5/14/chartex" xmlns:mc="http://schemas.openxmlformats.org/markup-compatibility/2006" xmlns:aink="http://schemas.microsoft.com/office/drawing/2016/ink" xmlns:am3d="http://schemas.microsoft.com/office/drawing/2017/model3d" xmlns:o="urn:schemas-microsoft-com:office:office" xmlns:r="http://schemas.openxmlformats.org/officeDocument/2006/relationships" xmlns:m="http://schemas.openxmlformats.org/officeDocument/2006/math" xmlns:v="urn:schemas-microsoft-com:vml" xmlns:wp14="http://schemas.microsoft.com/office/word/2010/wordprocessingDrawing" xmlns:wp="http://schemas.openxmlformats.org/drawingml/2006/wordprocessingDrawing" xmlns:w10="urn:schemas-microsoft-com:office:word" xmlns:w="http://schemas.openxmlformats.org/wordprocessingml/2006/main" xmlns:w14="http://schemas.microsoft.com/office/word/2010/wordml" xmlns:w15="http://schemas.microsoft.com/office/word/2012/wordml" xmlns:w16cid="http://schemas.microsoft.com/office/word/2016/wordml/cid" xmlns:w16se="http://schemas.microsoft.com/office/word/2015/wordml/symex" xmlns:wpg="http://schemas.microsoft.com/office/word/2010/wordprocessingGroup" xmlns:wpi="http://schemas.microsoft.com/office/word/2010/wordprocessingInk" xmlns:wne="http://schemas.microsoft.com/office/word/2006/wordml" xmlns:wps="http://schemas.microsoft.com/office/word/2010/wordprocessingShape" mc:Ignorable="w14 w15 w16se w16cid wp14">
+  <w:abstractNum w:abstractNumId="0" w15:restartNumberingAfterBreak="0">
+    <w:nsid w:val="09F533CF"/>
+    <w:multiLevelType w:val="hybridMultilevel"/>
+    <w:tmpl w:val="59C69C32"/>
+    <w:lvl w:ilvl="0" w:tplc="8E06E1D6">
+      <w:numFmt w:val="bullet"/>
+      <w:lvlText w:val="-"/>
+      <w:lvlJc w:val="left"/>
+      <w:pPr>
+        <w:ind w:left="720" w:hanging="360"/>
+      </w:pPr>
+      <w:rPr>
+        <w:rFonts w:ascii="Bahnschrift Light" w:eastAsiaTheme="minorHAnsi" w:hAnsi="Bahnschrift Light" w:cstheme="minorBidi" w:hint="default"/>
+      </w:rPr>
+    </w:lvl>
+    <w:lvl w:ilvl="1" w:tplc="040E0003" w:tentative="1">
+      <w:start w:val="1"/>
+      <w:numFmt w:val="bullet"/>
+      <w:lvlText w:val="o"/>
+      <w:lvlJc w:val="left"/>
+      <w:pPr>
+        <w:ind w:left="1440" w:hanging="360"/>
+      </w:pPr>
+      <w:rPr>
+        <w:rFonts w:ascii="Courier New" w:hAnsi="Courier New" w:cs="Courier New" w:hint="default"/>
+      </w:rPr>
+    </w:lvl>
+    <w:lvl w:ilvl="2" w:tplc="040E0005" w:tentative="1">
+      <w:start w:val="1"/>
+      <w:numFmt w:val="bullet"/>
+      <w:lvlText w:val=""/>
+      <w:lvlJc w:val="left"/>
+      <w:pPr>
+        <w:ind w:left="2160" w:hanging="360"/>
+      </w:pPr>
+      <w:rPr>
+        <w:rFonts w:ascii="Wingdings" w:hAnsi="Wingdings" w:hint="default"/>
+      </w:rPr>
+    </w:lvl>
+    <w:lvl w:ilvl="3" w:tplc="040E0001" w:tentative="1">
+      <w:start w:val="1"/>
+      <w:numFmt w:val="bullet"/>
+      <w:lvlText w:val=""/>
+      <w:lvlJc w:val="left"/>
+      <w:pPr>
+        <w:ind w:left="2880" w:hanging="360"/>
+      </w:pPr>
+      <w:rPr>
+        <w:rFonts w:ascii="Symbol" w:hAnsi="Symbol" w:hint="default"/>
+      </w:rPr>
+    </w:lvl>
+    <w:lvl w:ilvl="4" w:tplc="040E0003" w:tentative="1">
+      <w:start w:val="1"/>
+      <w:numFmt w:val="bullet"/>
+      <w:lvlText w:val="o"/>
+      <w:lvlJc w:val="left"/>
+      <w:pPr>
+        <w:ind w:left="3600" w:hanging="360"/>
+      </w:pPr>
+      <w:rPr>
+        <w:rFonts w:ascii="Courier New" w:hAnsi="Courier New" w:cs="Courier New" w:hint="default"/>
+      </w:rPr>
+    </w:lvl>
+    <w:lvl w:ilvl="5" w:tplc="040E0005" w:tentative="1">
+      <w:start w:val="1"/>
+      <w:numFmt w:val="bullet"/>
+      <w:lvlText w:val=""/>
+      <w:lvlJc w:val="left"/>
+      <w:pPr>
+        <w:ind w:left="4320" w:hanging="360"/>
+      </w:pPr>
+      <w:rPr>
+        <w:rFonts w:ascii="Wingdings" w:hAnsi="Wingdings" w:hint="default"/>
+      </w:rPr>
+    </w:lvl>
+    <w:lvl w:ilvl="6" w:tplc="040E0001" w:tentative="1">
+      <w:start w:val="1"/>
+      <w:numFmt w:val="bullet"/>
+      <w:lvlText w:val=""/>
+      <w:lvlJc w:val="left"/>
+      <w:pPr>
+        <w:ind w:left="5040" w:hanging="360"/>
+      </w:pPr>
+      <w:rPr>
+        <w:rFonts w:ascii="Symbol" w:hAnsi="Symbol" w:hint="default"/>
+      </w:rPr>
+    </w:lvl>
+    <w:lvl w:ilvl="7" w:tplc="040E0003" w:tentative="1">
+      <w:start w:val="1"/>
+      <w:numFmt w:val="bullet"/>
+      <w:lvlText w:val="o"/>
+      <w:lvlJc w:val="left"/>
+      <w:pPr>
+        <w:ind w:left="5760" w:hanging="360"/>
+      </w:pPr>
+      <w:rPr>
+        <w:rFonts w:ascii="Courier New" w:hAnsi="Courier New" w:cs="Courier New" w:hint="default"/>
+      </w:rPr>
+    </w:lvl>
+    <w:lvl w:ilvl="8" w:tplc="040E0005" w:tentative="1">
+      <w:start w:val="1"/>
+      <w:numFmt w:val="bullet"/>
+      <w:lvlText w:val=""/>
+      <w:lvlJc w:val="left"/>
+      <w:pPr>
+        <w:ind w:left="6480" w:hanging="360"/>
+      </w:pPr>
+      <w:rPr>
+        <w:rFonts w:ascii="Wingdings" w:hAnsi="Wingdings" w:hint="default"/>
+      </w:rPr>
+    </w:lvl>
+  </w:abstractNum>
+  <w:num w:numId="1">
+    <w:abstractNumId w:val="0"/>
+  </w:num>
+</w:numbering>
 </file>
 
 <file path=word/styles.xml><?xml version="1.0" encoding="utf-8"?>
@@ -714,6 +1008,17 @@
     <w:uiPriority w:val="99"/>
     <w:rsid w:val="00007179"/>
   </w:style>
+  <w:style w:type="paragraph" w:styleId="Listaszerbekezds">
+    <w:name w:val="List Paragraph"/>
+    <w:basedOn w:val="Norml"/>
+    <w:uiPriority w:val="34"/>
+    <w:qFormat/>
+    <w:rsid w:val="00AF412C"/>
+    <w:pPr>
+      <w:ind w:left="720"/>
+      <w:contextualSpacing/>
+    </w:pPr>
+  </w:style>
 </w:styles>
 </file>
 

--- a/docs/dokumentacio.docx
+++ b/docs/dokumentacio.docx
@@ -1,6 +1,6 @@
 
 <file path=word/document.xml><?xml version="1.0" encoding="utf-8"?>
-<w:document xmlns:wpc="http://schemas.microsoft.com/office/word/2010/wordprocessingCanvas" xmlns:cx="http://schemas.microsoft.com/office/drawing/2014/chartex" xmlns:cx1="http://schemas.microsoft.com/office/drawing/2015/9/8/chartex" xmlns:cx2="http://schemas.microsoft.com/office/drawing/2015/10/21/chartex" xmlns:cx3="http://schemas.microsoft.com/office/drawing/2016/5/9/chartex" xmlns:cx4="http://schemas.microsoft.com/office/drawing/2016/5/10/chartex" xmlns:cx5="http://schemas.microsoft.com/office/drawing/2016/5/11/chartex" xmlns:cx6="http://schemas.microsoft.com/office/drawing/2016/5/12/chartex" xmlns:cx7="http://schemas.microsoft.com/office/drawing/2016/5/13/chartex" xmlns:cx8="http://schemas.microsoft.com/office/drawing/2016/5/14/chartex" xmlns:mc="http://schemas.openxmlformats.org/markup-compatibility/2006" xmlns:aink="http://schemas.microsoft.com/office/drawing/2016/ink" xmlns:am3d="http://schemas.microsoft.com/office/drawing/2017/model3d" xmlns:o="urn:schemas-microsoft-com:office:office" xmlns:r="http://schemas.openxmlformats.org/officeDocument/2006/relationships" xmlns:m="http://schemas.openxmlformats.org/officeDocument/2006/math" xmlns:v="urn:schemas-microsoft-com:vml" xmlns:wp14="http://schemas.microsoft.com/office/word/2010/wordprocessingDrawing" xmlns:wp="http://schemas.openxmlformats.org/drawingml/2006/wordprocessingDrawing" xmlns:w10="urn:schemas-microsoft-com:office:word" xmlns:w="http://schemas.openxmlformats.org/wordprocessingml/2006/main" xmlns:w14="http://schemas.microsoft.com/office/word/2010/wordml" xmlns:w15="http://schemas.microsoft.com/office/word/2012/wordml" xmlns:w16cid="http://schemas.microsoft.com/office/word/2016/wordml/cid" xmlns:w16se="http://schemas.microsoft.com/office/word/2015/wordml/symex" xmlns:wpg="http://schemas.microsoft.com/office/word/2010/wordprocessingGroup" xmlns:wpi="http://schemas.microsoft.com/office/word/2010/wordprocessingInk" xmlns:wne="http://schemas.microsoft.com/office/word/2006/wordml" xmlns:wps="http://schemas.microsoft.com/office/word/2010/wordprocessingShape" mc:Ignorable="w14 w15 w16se w16cid wp14">
+<w:document xmlns:wpc="http://schemas.microsoft.com/office/word/2010/wordprocessingCanvas" xmlns:cx="http://schemas.microsoft.com/office/drawing/2014/chartex" xmlns:cx1="http://schemas.microsoft.com/office/drawing/2015/9/8/chartex" xmlns:cx2="http://schemas.microsoft.com/office/drawing/2015/10/21/chartex" xmlns:cx3="http://schemas.microsoft.com/office/drawing/2016/5/9/chartex" xmlns:cx4="http://schemas.microsoft.com/office/drawing/2016/5/10/chartex" xmlns:cx5="http://schemas.microsoft.com/office/drawing/2016/5/11/chartex" xmlns:cx6="http://schemas.microsoft.com/office/drawing/2016/5/12/chartex" xmlns:cx7="http://schemas.microsoft.com/office/drawing/2016/5/13/chartex" xmlns:cx8="http://schemas.microsoft.com/office/drawing/2016/5/14/chartex" xmlns:mc="http://schemas.openxmlformats.org/markup-compatibility/2006" xmlns:aink="http://schemas.microsoft.com/office/drawing/2016/ink" xmlns:am3d="http://schemas.microsoft.com/office/drawing/2017/model3d" xmlns:o="urn:schemas-microsoft-com:office:office" xmlns:r="http://schemas.openxmlformats.org/officeDocument/2006/relationships" xmlns:m="http://schemas.openxmlformats.org/officeDocument/2006/math" xmlns:v="urn:schemas-microsoft-com:vml" xmlns:wp14="http://schemas.microsoft.com/office/word/2010/wordprocessingDrawing" xmlns:wp="http://schemas.openxmlformats.org/drawingml/2006/wordprocessingDrawing" xmlns:w10="urn:schemas-microsoft-com:office:word" xmlns:w="http://schemas.openxmlformats.org/wordprocessingml/2006/main" xmlns:w14="http://schemas.microsoft.com/office/word/2010/wordml" xmlns:w15="http://schemas.microsoft.com/office/word/2012/wordml" xmlns:w16cid="http://schemas.microsoft.com/office/word/2016/wordml/cid" xmlns:w16se="http://schemas.microsoft.com/office/word/2015/wordml/symex" xmlns:wpg="http://schemas.microsoft.com/office/word/2010/wordprocessingGroup" xmlns:wpi="http://schemas.microsoft.com/office/word/2010/wordprocessingInk" xmlns:wne="http://schemas.microsoft.com/office/word/2006/wordml" xmlns:wps="http://schemas.microsoft.com/office/word/2010/wordprocessingShape" xmlns:a="http://schemas.openxmlformats.org/drawingml/2006/main" xmlns:pic="http://schemas.openxmlformats.org/drawingml/2006/picture" xmlns:a14="http://schemas.microsoft.com/office/drawing/2010/main" mc:Ignorable="w14 w15 w16se w16cid wp14">
   <w:body>
     <w:p>
       <w:pPr>
@@ -234,31 +234,27 @@
         <w:rPr>
           <w:rFonts w:ascii="Bahnschrift Light" w:hAnsi="Bahnschrift Light"/>
           <w:sz w:val="28"/>
-        </w:rPr>
-      </w:pPr>
-      <w:r>
-        <w:rPr>
-          <w:rFonts w:ascii="Bahnschrift SemiBold" w:hAnsi="Bahnschrift SemiBold"/>
-          <w:b/>
-          <w:sz w:val="32"/>
-        </w:rPr>
+          <w:szCs w:val="28"/>
+        </w:rPr>
+      </w:pPr>
+      <w:r>
         <w:drawing>
-          <wp:inline distT="0" distB="0" distL="0" distR="0" wp14:anchorId="19367663" wp14:editId="6AFB6C70">
+          <wp:inline wp14:editId="013F9EE4" wp14:anchorId="19367663">
             <wp:extent cx="5760720" cy="3302000"/>
             <wp:effectExtent l="0" t="0" r="0" b="0"/>
             <wp:docPr id="1" name="Kép 1"/>
             <wp:cNvGraphicFramePr>
-              <a:graphicFrameLocks xmlns:a="http://schemas.openxmlformats.org/drawingml/2006/main" noChangeAspect="1"/>
+              <a:graphicFrameLocks noChangeAspect="1"/>
             </wp:cNvGraphicFramePr>
-            <a:graphic xmlns:a="http://schemas.openxmlformats.org/drawingml/2006/main">
-              <a:graphicData uri="http://schemas.openxmlformats.org/drawingml/2006/picture">
+            <a:graphic>
+              <a:graphicData xmlns:a="http://schemas.openxmlformats.org/drawingml/2006/main" uri="http://schemas.openxmlformats.org/drawingml/2006/picture">
                 <pic:pic xmlns:pic="http://schemas.openxmlformats.org/drawingml/2006/picture">
                   <pic:nvPicPr>
                     <pic:cNvPr id="1" name=""/>
                     <pic:cNvPicPr/>
                   </pic:nvPicPr>
                   <pic:blipFill>
-                    <a:blip r:embed="rId7"/>
+                    <a:blip xmlns:r="http://schemas.openxmlformats.org/officeDocument/2006/relationships" r:embed="rId7"/>
                     <a:stretch>
                       <a:fillRect/>
                     </a:stretch>
@@ -278,12 +274,559 @@
           </wp:inline>
         </w:drawing>
       </w:r>
-      <w:bookmarkStart w:id="0" w:name="_GoBack"/>
+      <w:bookmarkStart w:name="_GoBack" w:id="0"/>
       <w:bookmarkEnd w:id="0"/>
+    </w:p>
+    <w:p>
+      <w:pPr>
+        <w:jc w:val="center"/>
+        <w:rPr>
+          <w:rFonts w:ascii="Bahnschrift Light" w:hAnsi="Bahnschrift Light"/>
+          <w:sz w:val="28"/>
+          <w:szCs w:val="28"/>
+        </w:rPr>
+      </w:pPr>
+    </w:p>
+    <w:p>
+      <w:pPr>
+        <w:jc w:val="center"/>
+        <w:rPr>
+          <w:rFonts w:ascii="Bahnschrift Light" w:hAnsi="Bahnschrift Light"/>
+          <w:sz w:val="28"/>
+          <w:szCs w:val="28"/>
+        </w:rPr>
+      </w:pPr>
+      <w:r>
+        <w:rPr>
+          <w:rFonts w:ascii="Bahnschrift Light" w:hAnsi="Bahnschrift Light"/>
+          <w:sz w:val="28"/>
+          <w:szCs w:val="28"/>
+        </w:rPr>
+        <w:t xml:space="preserve">A főoldalon megtaláljuk azt, hogy miket lehet kapni a webshopba. A kis csempékhez hiperhivatkozások is tartoznak. </w:t>
+      </w:r>
+    </w:p>
+    <w:p>
+      <w:pPr>
+        <w:jc w:val="center"/>
+        <w:rPr>
+          <w:rFonts w:ascii="Bahnschrift Light" w:hAnsi="Bahnschrift Light"/>
+          <w:sz w:val="28"/>
+          <w:szCs w:val="28"/>
+        </w:rPr>
+      </w:pPr>
+    </w:p>
+    <w:p>
+      <w:pPr>
+        <w:pStyle w:val="Norml"/>
+        <w:jc w:val="center"/>
+      </w:pPr>
+      <w:r>
+        <w:drawing>
+          <wp:inline wp14:editId="1E7DE263" wp14:anchorId="0FF22CAF">
+            <wp:extent cx="5762625" cy="2857500"/>
+            <wp:effectExtent l="0" t="0" r="0" b="0"/>
+            <wp:docPr id="1451598722" name="drawing"/>
+            <wp:cNvGraphicFramePr>
+              <a:graphicFrameLocks noChangeAspect="1"/>
+            </wp:cNvGraphicFramePr>
+            <a:graphic>
+              <a:graphicData xmlns:a="http://schemas.openxmlformats.org/drawingml/2006/main" uri="http://schemas.openxmlformats.org/drawingml/2006/picture">
+                <pic:pic xmlns:pic="http://schemas.openxmlformats.org/drawingml/2006/picture">
+                  <pic:nvPicPr>
+                    <pic:cNvPr id="1451598722" name="Picture 1451598722"/>
+                    <pic:cNvPicPr/>
+                  </pic:nvPicPr>
+                  <pic:blipFill>
+                    <a:blip xmlns:r="http://schemas.openxmlformats.org/officeDocument/2006/relationships" r:embed="rId655089481">
+                      <a:extLst>
+                        <a:ext uri="{28A0092B-C50C-407E-A947-70E740481C1C}">
+                          <a14:useLocalDpi xmlns:a14="http://schemas.microsoft.com/office/drawing/2010/main"/>
+                        </a:ext>
+                      </a:extLst>
+                    </a:blip>
+                    <a:stretch>
+                      <a:fillRect/>
+                    </a:stretch>
+                  </pic:blipFill>
+                  <pic:spPr>
+                    <a:xfrm>
+                      <a:off x="0" y="0"/>
+                      <a:ext cx="5762625" cy="2857500"/>
+                    </a:xfrm>
+                    <a:prstGeom prst="rect">
+                      <a:avLst/>
+                    </a:prstGeom>
+                  </pic:spPr>
+                </pic:pic>
+              </a:graphicData>
+            </a:graphic>
+          </wp:inline>
+        </w:drawing>
+      </w:r>
+    </w:p>
+    <w:p>
+      <w:pPr>
+        <w:pStyle w:val="Norml"/>
+        <w:jc w:val="center"/>
+      </w:pPr>
+    </w:p>
+    <w:p>
+      <w:pPr>
+        <w:pStyle w:val="Norml"/>
+        <w:jc w:val="center"/>
+      </w:pPr>
+    </w:p>
+    <w:p>
+      <w:pPr>
+        <w:pStyle w:val="Norml"/>
+        <w:jc w:val="center"/>
+      </w:pPr>
+    </w:p>
+    <w:p>
+      <w:pPr>
+        <w:pStyle w:val="Norml"/>
+        <w:jc w:val="center"/>
+      </w:pPr>
+    </w:p>
+    <w:p>
+      <w:pPr>
+        <w:pStyle w:val="Norml"/>
+        <w:jc w:val="center"/>
+      </w:pPr>
+    </w:p>
+    <w:p>
+      <w:pPr>
+        <w:pStyle w:val="Norml"/>
+        <w:jc w:val="center"/>
+        <w:rPr>
+          <w:sz w:val="32"/>
+          <w:szCs w:val="32"/>
+        </w:rPr>
+      </w:pPr>
+      <w:r>
+        <w:rPr>
+          <w:sz w:val="32"/>
+          <w:szCs w:val="32"/>
+        </w:rPr>
+        <w:t>A sportszerek részen labdákat, ütőket, súlyzókat találhatunk. Fontos megemlíteni tamás labdáját, illetve a Kiefer ütőt.</w:t>
+      </w:r>
+    </w:p>
+    <w:p>
+      <w:pPr>
+        <w:pStyle w:val="Norml"/>
+        <w:jc w:val="center"/>
+      </w:pPr>
+      <w:r>
+        <w:drawing>
+          <wp:inline wp14:editId="7A756AD2" wp14:anchorId="29FC2741">
+            <wp:extent cx="5762625" cy="4095750"/>
+            <wp:effectExtent l="0" t="0" r="0" b="0"/>
+            <wp:docPr id="1799982822" name="drawing"/>
+            <wp:cNvGraphicFramePr>
+              <a:graphicFrameLocks noChangeAspect="1"/>
+            </wp:cNvGraphicFramePr>
+            <a:graphic>
+              <a:graphicData xmlns:a="http://schemas.openxmlformats.org/drawingml/2006/main" uri="http://schemas.openxmlformats.org/drawingml/2006/picture">
+                <pic:pic xmlns:pic="http://schemas.openxmlformats.org/drawingml/2006/picture">
+                  <pic:nvPicPr>
+                    <pic:cNvPr id="1799982822" name="Picture 1799982822"/>
+                    <pic:cNvPicPr/>
+                  </pic:nvPicPr>
+                  <pic:blipFill>
+                    <a:blip xmlns:r="http://schemas.openxmlformats.org/officeDocument/2006/relationships" r:embed="rId1299698034">
+                      <a:extLst>
+                        <a:ext uri="{28A0092B-C50C-407E-A947-70E740481C1C}">
+                          <a14:useLocalDpi xmlns:a14="http://schemas.microsoft.com/office/drawing/2010/main"/>
+                        </a:ext>
+                      </a:extLst>
+                    </a:blip>
+                    <a:stretch>
+                      <a:fillRect/>
+                    </a:stretch>
+                  </pic:blipFill>
+                  <pic:spPr>
+                    <a:xfrm>
+                      <a:off x="0" y="0"/>
+                      <a:ext cx="5762625" cy="4095750"/>
+                    </a:xfrm>
+                    <a:prstGeom prst="rect">
+                      <a:avLst/>
+                    </a:prstGeom>
+                  </pic:spPr>
+                </pic:pic>
+              </a:graphicData>
+            </a:graphic>
+          </wp:inline>
+        </w:drawing>
+      </w:r>
+    </w:p>
+    <w:p>
+      <w:pPr>
+        <w:pStyle w:val="Norml"/>
+        <w:jc w:val="center"/>
+      </w:pPr>
+    </w:p>
+    <w:p>
+      <w:pPr>
+        <w:pStyle w:val="Norml"/>
+        <w:jc w:val="center"/>
+        <w:rPr>
+          <w:sz w:val="32"/>
+          <w:szCs w:val="32"/>
+        </w:rPr>
+      </w:pPr>
+    </w:p>
+    <w:p>
+      <w:pPr>
+        <w:pStyle w:val="Norml"/>
+        <w:jc w:val="center"/>
+        <w:rPr>
+          <w:sz w:val="32"/>
+          <w:szCs w:val="32"/>
+        </w:rPr>
+      </w:pPr>
+    </w:p>
+    <w:p>
+      <w:pPr>
+        <w:pStyle w:val="Norml"/>
+        <w:jc w:val="center"/>
+        <w:rPr>
+          <w:sz w:val="32"/>
+          <w:szCs w:val="32"/>
+        </w:rPr>
+      </w:pPr>
+    </w:p>
+    <w:p>
+      <w:pPr>
+        <w:pStyle w:val="Norml"/>
+        <w:jc w:val="center"/>
+        <w:rPr>
+          <w:sz w:val="32"/>
+          <w:szCs w:val="32"/>
+        </w:rPr>
+      </w:pPr>
+    </w:p>
+    <w:p>
+      <w:pPr>
+        <w:pStyle w:val="Norml"/>
+        <w:jc w:val="center"/>
+        <w:rPr>
+          <w:sz w:val="32"/>
+          <w:szCs w:val="32"/>
+        </w:rPr>
+      </w:pPr>
+    </w:p>
+    <w:p>
+      <w:pPr>
+        <w:pStyle w:val="Norml"/>
+        <w:jc w:val="center"/>
+        <w:rPr>
+          <w:sz w:val="32"/>
+          <w:szCs w:val="32"/>
+        </w:rPr>
+      </w:pPr>
+    </w:p>
+    <w:p>
+      <w:pPr>
+        <w:pStyle w:val="Norml"/>
+        <w:jc w:val="center"/>
+        <w:rPr>
+          <w:sz w:val="32"/>
+          <w:szCs w:val="32"/>
+        </w:rPr>
+      </w:pPr>
+    </w:p>
+    <w:p>
+      <w:pPr>
+        <w:pStyle w:val="Norml"/>
+        <w:jc w:val="center"/>
+        <w:rPr>
+          <w:sz w:val="32"/>
+          <w:szCs w:val="32"/>
+        </w:rPr>
+      </w:pPr>
+    </w:p>
+    <w:p>
+      <w:pPr>
+        <w:pStyle w:val="Norml"/>
+        <w:jc w:val="center"/>
+        <w:rPr>
+          <w:sz w:val="32"/>
+          <w:szCs w:val="32"/>
+        </w:rPr>
+      </w:pPr>
+    </w:p>
+    <w:p>
+      <w:pPr>
+        <w:pStyle w:val="Norml"/>
+        <w:jc w:val="center"/>
+        <w:rPr>
+          <w:sz w:val="32"/>
+          <w:szCs w:val="32"/>
+        </w:rPr>
+      </w:pPr>
+    </w:p>
+    <w:p>
+      <w:pPr>
+        <w:pStyle w:val="Norml"/>
+        <w:jc w:val="center"/>
+        <w:rPr>
+          <w:sz w:val="32"/>
+          <w:szCs w:val="32"/>
+        </w:rPr>
+      </w:pPr>
+      <w:r>
+        <w:rPr>
+          <w:sz w:val="32"/>
+          <w:szCs w:val="32"/>
+        </w:rPr>
+        <w:t xml:space="preserve">A sportruházat részen különböző sportruházatokat találhatunk, legfőképp Nike márkából. </w:t>
+      </w:r>
+    </w:p>
+    <w:p>
+      <w:pPr>
+        <w:pStyle w:val="Norml"/>
+        <w:jc w:val="center"/>
+      </w:pPr>
+      <w:r>
+        <w:drawing>
+          <wp:inline wp14:editId="59F33C3E" wp14:anchorId="1A9BAE0A">
+            <wp:extent cx="5762625" cy="3962400"/>
+            <wp:effectExtent l="0" t="0" r="0" b="0"/>
+            <wp:docPr id="109442967" name="drawing"/>
+            <wp:cNvGraphicFramePr>
+              <a:graphicFrameLocks noChangeAspect="1"/>
+            </wp:cNvGraphicFramePr>
+            <a:graphic>
+              <a:graphicData xmlns:a="http://schemas.openxmlformats.org/drawingml/2006/main" uri="http://schemas.openxmlformats.org/drawingml/2006/picture">
+                <pic:pic xmlns:pic="http://schemas.openxmlformats.org/drawingml/2006/picture">
+                  <pic:nvPicPr>
+                    <pic:cNvPr id="109442967" name="Picture 109442967"/>
+                    <pic:cNvPicPr/>
+                  </pic:nvPicPr>
+                  <pic:blipFill>
+                    <a:blip xmlns:r="http://schemas.openxmlformats.org/officeDocument/2006/relationships" r:embed="rId908514875">
+                      <a:extLst>
+                        <a:ext uri="{28A0092B-C50C-407E-A947-70E740481C1C}">
+                          <a14:useLocalDpi xmlns:a14="http://schemas.microsoft.com/office/drawing/2010/main"/>
+                        </a:ext>
+                      </a:extLst>
+                    </a:blip>
+                    <a:stretch>
+                      <a:fillRect/>
+                    </a:stretch>
+                  </pic:blipFill>
+                  <pic:spPr>
+                    <a:xfrm>
+                      <a:off x="0" y="0"/>
+                      <a:ext cx="5762625" cy="3962400"/>
+                    </a:xfrm>
+                    <a:prstGeom prst="rect">
+                      <a:avLst/>
+                    </a:prstGeom>
+                  </pic:spPr>
+                </pic:pic>
+              </a:graphicData>
+            </a:graphic>
+          </wp:inline>
+        </w:drawing>
+      </w:r>
+    </w:p>
+    <w:p>
+      <w:pPr>
+        <w:pStyle w:val="Norml"/>
+        <w:jc w:val="center"/>
+        <w:rPr>
+          <w:sz w:val="32"/>
+          <w:szCs w:val="32"/>
+        </w:rPr>
+      </w:pPr>
+    </w:p>
+    <w:p>
+      <w:pPr>
+        <w:pStyle w:val="Norml"/>
+        <w:jc w:val="center"/>
+        <w:rPr>
+          <w:sz w:val="32"/>
+          <w:szCs w:val="32"/>
+        </w:rPr>
+      </w:pPr>
+    </w:p>
+    <w:p>
+      <w:pPr>
+        <w:pStyle w:val="Norml"/>
+        <w:jc w:val="center"/>
+        <w:rPr>
+          <w:sz w:val="32"/>
+          <w:szCs w:val="32"/>
+        </w:rPr>
+      </w:pPr>
+    </w:p>
+    <w:p>
+      <w:pPr>
+        <w:pStyle w:val="Norml"/>
+        <w:jc w:val="center"/>
+        <w:rPr>
+          <w:sz w:val="32"/>
+          <w:szCs w:val="32"/>
+        </w:rPr>
+      </w:pPr>
+    </w:p>
+    <w:p>
+      <w:pPr>
+        <w:pStyle w:val="Norml"/>
+        <w:jc w:val="center"/>
+        <w:rPr>
+          <w:sz w:val="32"/>
+          <w:szCs w:val="32"/>
+        </w:rPr>
+      </w:pPr>
+    </w:p>
+    <w:p>
+      <w:pPr>
+        <w:pStyle w:val="Norml"/>
+        <w:jc w:val="center"/>
+        <w:rPr>
+          <w:sz w:val="32"/>
+          <w:szCs w:val="32"/>
+        </w:rPr>
+      </w:pPr>
+    </w:p>
+    <w:p>
+      <w:pPr>
+        <w:pStyle w:val="Norml"/>
+        <w:jc w:val="center"/>
+        <w:rPr>
+          <w:sz w:val="32"/>
+          <w:szCs w:val="32"/>
+        </w:rPr>
+      </w:pPr>
+    </w:p>
+    <w:p>
+      <w:pPr>
+        <w:pStyle w:val="Norml"/>
+        <w:jc w:val="center"/>
+        <w:rPr>
+          <w:sz w:val="32"/>
+          <w:szCs w:val="32"/>
+        </w:rPr>
+      </w:pPr>
+    </w:p>
+    <w:p>
+      <w:pPr>
+        <w:pStyle w:val="Norml"/>
+        <w:jc w:val="center"/>
+        <w:rPr>
+          <w:sz w:val="32"/>
+          <w:szCs w:val="32"/>
+        </w:rPr>
+      </w:pPr>
+    </w:p>
+    <w:p>
+      <w:pPr>
+        <w:pStyle w:val="Norml"/>
+        <w:jc w:val="center"/>
+        <w:rPr>
+          <w:sz w:val="32"/>
+          <w:szCs w:val="32"/>
+        </w:rPr>
+      </w:pPr>
+    </w:p>
+    <w:p>
+      <w:pPr>
+        <w:pStyle w:val="Norml"/>
+        <w:jc w:val="center"/>
+        <w:rPr>
+          <w:sz w:val="32"/>
+          <w:szCs w:val="32"/>
+        </w:rPr>
+      </w:pPr>
+    </w:p>
+    <w:p>
+      <w:pPr>
+        <w:pStyle w:val="Norml"/>
+        <w:jc w:val="center"/>
+      </w:pPr>
+      <w:r>
+        <w:rPr>
+          <w:sz w:val="32"/>
+          <w:szCs w:val="32"/>
+        </w:rPr>
+        <w:t>A sportkiegészítőknél néhány kiegészítőt találhatunk a sportjaink mindennapi, kellemes űzéséhez.</w:t>
+      </w:r>
+    </w:p>
+    <w:p>
+      <w:pPr>
+        <w:pStyle w:val="Norml"/>
+        <w:jc w:val="center"/>
+        <w:rPr>
+          <w:sz w:val="32"/>
+          <w:szCs w:val="32"/>
+        </w:rPr>
+      </w:pPr>
+    </w:p>
+    <w:p>
+      <w:pPr>
+        <w:pStyle w:val="Norml"/>
+        <w:jc w:val="center"/>
+        <w:rPr>
+          <w:sz w:val="32"/>
+          <w:szCs w:val="32"/>
+        </w:rPr>
+      </w:pPr>
+    </w:p>
+    <w:p>
+      <w:pPr>
+        <w:pStyle w:val="Norml"/>
+        <w:jc w:val="center"/>
+      </w:pPr>
+      <w:r>
+        <w:drawing>
+          <wp:inline wp14:editId="02CBADBC" wp14:anchorId="6A335C74">
+            <wp:extent cx="5525144" cy="4054817"/>
+            <wp:effectExtent l="0" t="0" r="0" b="0"/>
+            <wp:docPr id="7101273" name="drawing"/>
+            <wp:cNvGraphicFramePr>
+              <a:graphicFrameLocks noChangeAspect="1"/>
+            </wp:cNvGraphicFramePr>
+            <a:graphic>
+              <a:graphicData xmlns:a="http://schemas.openxmlformats.org/drawingml/2006/main" uri="http://schemas.openxmlformats.org/drawingml/2006/picture">
+                <pic:pic xmlns:pic="http://schemas.openxmlformats.org/drawingml/2006/picture">
+                  <pic:nvPicPr>
+                    <pic:cNvPr id="1466161263" name="Picture 1466161263"/>
+                    <pic:cNvPicPr/>
+                  </pic:nvPicPr>
+                  <pic:blipFill>
+                    <a:blip xmlns:r="http://schemas.openxmlformats.org/officeDocument/2006/relationships" r:embed="rId546653063">
+                      <a:extLst>
+                        <a:ext uri="{28A0092B-C50C-407E-A947-70E740481C1C}">
+                          <a14:useLocalDpi xmlns:a14="http://schemas.microsoft.com/office/drawing/2010/main"/>
+                        </a:ext>
+                      </a:extLst>
+                    </a:blip>
+                    <a:stretch>
+                      <a:fillRect/>
+                    </a:stretch>
+                  </pic:blipFill>
+                  <pic:spPr>
+                    <a:xfrm rot="0">
+                      <a:off x="0" y="0"/>
+                      <a:ext cx="5525144" cy="4054817"/>
+                    </a:xfrm>
+                    <a:prstGeom prst="rect">
+                      <a:avLst/>
+                    </a:prstGeom>
+                  </pic:spPr>
+                </pic:pic>
+              </a:graphicData>
+            </a:graphic>
+          </wp:inline>
+        </w:drawing>
+      </w:r>
     </w:p>
     <w:sectPr>
       <w:headerReference w:type="default" r:id="rId8"/>
-      <w:pgSz w:w="11906" w:h="16838"/>
+      <w:pgSz w:w="11906" w:h="16838" w:orient="portrait"/>
       <w:pgMar w:top="1417" w:right="1417" w:bottom="1417" w:left="1417" w:header="708" w:footer="708" w:gutter="0"/>
       <w:cols w:space="708"/>
       <w:docGrid w:linePitch="360"/>
@@ -343,7 +886,7 @@
 </file>
 
 <file path=word/header1.xml><?xml version="1.0" encoding="utf-8"?>
-<w:hdr xmlns:wpc="http://schemas.microsoft.com/office/word/2010/wordprocessingCanvas" xmlns:cx="http://schemas.microsoft.com/office/drawing/2014/chartex" xmlns:cx1="http://schemas.microsoft.com/office/drawing/2015/9/8/chartex" xmlns:cx2="http://schemas.microsoft.com/office/drawing/2015/10/21/chartex" xmlns:cx3="http://schemas.microsoft.com/office/drawing/2016/5/9/chartex" xmlns:cx4="http://schemas.microsoft.com/office/drawing/2016/5/10/chartex" xmlns:cx5="http://schemas.microsoft.com/office/drawing/2016/5/11/chartex" xmlns:cx6="http://schemas.microsoft.com/office/drawing/2016/5/12/chartex" xmlns:cx7="http://schemas.microsoft.com/office/drawing/2016/5/13/chartex" xmlns:cx8="http://schemas.microsoft.com/office/drawing/2016/5/14/chartex" xmlns:mc="http://schemas.openxmlformats.org/markup-compatibility/2006" xmlns:aink="http://schemas.microsoft.com/office/drawing/2016/ink" xmlns:am3d="http://schemas.microsoft.com/office/drawing/2017/model3d" xmlns:o="urn:schemas-microsoft-com:office:office" xmlns:r="http://schemas.openxmlformats.org/officeDocument/2006/relationships" xmlns:m="http://schemas.openxmlformats.org/officeDocument/2006/math" xmlns:v="urn:schemas-microsoft-com:vml" xmlns:wp14="http://schemas.microsoft.com/office/word/2010/wordprocessingDrawing" xmlns:wp="http://schemas.openxmlformats.org/drawingml/2006/wordprocessingDrawing" xmlns:w10="urn:schemas-microsoft-com:office:word" xmlns:w="http://schemas.openxmlformats.org/wordprocessingml/2006/main" xmlns:w14="http://schemas.microsoft.com/office/word/2010/wordml" xmlns:w15="http://schemas.microsoft.com/office/word/2012/wordml" xmlns:w16cid="http://schemas.microsoft.com/office/word/2016/wordml/cid" xmlns:w16se="http://schemas.microsoft.com/office/word/2015/wordml/symex" xmlns:wpg="http://schemas.microsoft.com/office/word/2010/wordprocessingGroup" xmlns:wpi="http://schemas.microsoft.com/office/word/2010/wordprocessingInk" xmlns:wne="http://schemas.microsoft.com/office/word/2006/wordml" xmlns:wps="http://schemas.microsoft.com/office/word/2010/wordprocessingShape" mc:Ignorable="w14 w15 w16se w16cid wp14">
+<w:hdr xmlns:wpc="http://schemas.microsoft.com/office/word/2010/wordprocessingCanvas" xmlns:cx="http://schemas.microsoft.com/office/drawing/2014/chartex" xmlns:cx1="http://schemas.microsoft.com/office/drawing/2015/9/8/chartex" xmlns:cx2="http://schemas.microsoft.com/office/drawing/2015/10/21/chartex" xmlns:cx3="http://schemas.microsoft.com/office/drawing/2016/5/9/chartex" xmlns:cx4="http://schemas.microsoft.com/office/drawing/2016/5/10/chartex" xmlns:cx5="http://schemas.microsoft.com/office/drawing/2016/5/11/chartex" xmlns:cx6="http://schemas.microsoft.com/office/drawing/2016/5/12/chartex" xmlns:cx7="http://schemas.microsoft.com/office/drawing/2016/5/13/chartex" xmlns:cx8="http://schemas.microsoft.com/office/drawing/2016/5/14/chartex" xmlns:mc="http://schemas.openxmlformats.org/markup-compatibility/2006" xmlns:aink="http://schemas.microsoft.com/office/drawing/2016/ink" xmlns:am3d="http://schemas.microsoft.com/office/drawing/2017/model3d" xmlns:o="urn:schemas-microsoft-com:office:office" xmlns:r="http://schemas.openxmlformats.org/officeDocument/2006/relationships" xmlns:m="http://schemas.openxmlformats.org/officeDocument/2006/math" xmlns:v="urn:schemas-microsoft-com:vml" xmlns:wp14="http://schemas.microsoft.com/office/word/2010/wordprocessingDrawing" xmlns:wp="http://schemas.openxmlformats.org/drawingml/2006/wordprocessingDrawing" xmlns:w10="urn:schemas-microsoft-com:office:word" xmlns:w="http://schemas.openxmlformats.org/wordprocessingml/2006/main" xmlns:w14="http://schemas.microsoft.com/office/word/2010/wordml" xmlns:w15="http://schemas.microsoft.com/office/word/2012/wordml" xmlns:w16cid="http://schemas.microsoft.com/office/word/2016/wordml/cid" xmlns:w16se="http://schemas.microsoft.com/office/word/2015/wordml/symex" xmlns:wpg="http://schemas.microsoft.com/office/word/2010/wordprocessingGroup" xmlns:wpi="http://schemas.microsoft.com/office/word/2010/wordprocessingInk" xmlns:wne="http://schemas.microsoft.com/office/word/2006/wordml" xmlns:wps="http://schemas.microsoft.com/office/word/2010/wordprocessingShape" xmlns:a="http://schemas.openxmlformats.org/drawingml/2006/main" xmlns:pic="http://schemas.openxmlformats.org/drawingml/2006/picture" xmlns:a14="http://schemas.microsoft.com/office/drawing/2010/main" mc:Ignorable="w14 w15 w16se w16cid wp14">
   <w:p>
     <w:pPr>
       <w:pStyle w:val="lfej"/>
@@ -433,7 +976,7 @@
         <w:ind w:left="720" w:hanging="360"/>
       </w:pPr>
       <w:rPr>
-        <w:rFonts w:ascii="Bahnschrift Light" w:eastAsiaTheme="minorHAnsi" w:hAnsi="Bahnschrift Light" w:cstheme="minorBidi" w:hint="default"/>
+        <w:rFonts w:hint="default" w:ascii="Bahnschrift Light" w:hAnsi="Bahnschrift Light" w:eastAsiaTheme="minorHAnsi" w:cstheme="minorBidi"/>
       </w:rPr>
     </w:lvl>
     <w:lvl w:ilvl="1" w:tplc="040E0003" w:tentative="1">
@@ -445,7 +988,7 @@
         <w:ind w:left="1440" w:hanging="360"/>
       </w:pPr>
       <w:rPr>
-        <w:rFonts w:ascii="Courier New" w:hAnsi="Courier New" w:cs="Courier New" w:hint="default"/>
+        <w:rFonts w:hint="default" w:ascii="Courier New" w:hAnsi="Courier New" w:cs="Courier New"/>
       </w:rPr>
     </w:lvl>
     <w:lvl w:ilvl="2" w:tplc="040E0005" w:tentative="1">
@@ -457,7 +1000,7 @@
         <w:ind w:left="2160" w:hanging="360"/>
       </w:pPr>
       <w:rPr>
-        <w:rFonts w:ascii="Wingdings" w:hAnsi="Wingdings" w:hint="default"/>
+        <w:rFonts w:hint="default" w:ascii="Wingdings" w:hAnsi="Wingdings"/>
       </w:rPr>
     </w:lvl>
     <w:lvl w:ilvl="3" w:tplc="040E0001" w:tentative="1">
@@ -469,7 +1012,7 @@
         <w:ind w:left="2880" w:hanging="360"/>
       </w:pPr>
       <w:rPr>
-        <w:rFonts w:ascii="Symbol" w:hAnsi="Symbol" w:hint="default"/>
+        <w:rFonts w:hint="default" w:ascii="Symbol" w:hAnsi="Symbol"/>
       </w:rPr>
     </w:lvl>
     <w:lvl w:ilvl="4" w:tplc="040E0003" w:tentative="1">
@@ -481,7 +1024,7 @@
         <w:ind w:left="3600" w:hanging="360"/>
       </w:pPr>
       <w:rPr>
-        <w:rFonts w:ascii="Courier New" w:hAnsi="Courier New" w:cs="Courier New" w:hint="default"/>
+        <w:rFonts w:hint="default" w:ascii="Courier New" w:hAnsi="Courier New" w:cs="Courier New"/>
       </w:rPr>
     </w:lvl>
     <w:lvl w:ilvl="5" w:tplc="040E0005" w:tentative="1">
@@ -493,7 +1036,7 @@
         <w:ind w:left="4320" w:hanging="360"/>
       </w:pPr>
       <w:rPr>
-        <w:rFonts w:ascii="Wingdings" w:hAnsi="Wingdings" w:hint="default"/>
+        <w:rFonts w:hint="default" w:ascii="Wingdings" w:hAnsi="Wingdings"/>
       </w:rPr>
     </w:lvl>
     <w:lvl w:ilvl="6" w:tplc="040E0001" w:tentative="1">
@@ -505,7 +1048,7 @@
         <w:ind w:left="5040" w:hanging="360"/>
       </w:pPr>
       <w:rPr>
-        <w:rFonts w:ascii="Symbol" w:hAnsi="Symbol" w:hint="default"/>
+        <w:rFonts w:hint="default" w:ascii="Symbol" w:hAnsi="Symbol"/>
       </w:rPr>
     </w:lvl>
     <w:lvl w:ilvl="7" w:tplc="040E0003" w:tentative="1">
@@ -517,7 +1060,7 @@
         <w:ind w:left="5760" w:hanging="360"/>
       </w:pPr>
       <w:rPr>
-        <w:rFonts w:ascii="Courier New" w:hAnsi="Courier New" w:cs="Courier New" w:hint="default"/>
+        <w:rFonts w:hint="default" w:ascii="Courier New" w:hAnsi="Courier New" w:cs="Courier New"/>
       </w:rPr>
     </w:lvl>
     <w:lvl w:ilvl="8" w:tplc="040E0005" w:tentative="1">
@@ -529,7 +1072,7 @@
         <w:ind w:left="6480" w:hanging="360"/>
       </w:pPr>
       <w:rPr>
-        <w:rFonts w:ascii="Wingdings" w:hAnsi="Wingdings" w:hint="default"/>
+        <w:rFonts w:hint="default" w:ascii="Wingdings" w:hAnsi="Wingdings"/>
       </w:rPr>
     </w:lvl>
   </w:abstractNum>
@@ -544,7 +1087,7 @@
   <w:docDefaults>
     <w:rPrDefault>
       <w:rPr>
-        <w:rFonts w:asciiTheme="minorHAnsi" w:eastAsiaTheme="minorHAnsi" w:hAnsiTheme="minorHAnsi" w:cstheme="minorBidi"/>
+        <w:rFonts w:asciiTheme="minorHAnsi" w:hAnsiTheme="minorHAnsi" w:eastAsiaTheme="minorHAnsi" w:cstheme="minorBidi"/>
         <w:sz w:val="22"/>
         <w:szCs w:val="22"/>
         <w:lang w:val="hu-HU" w:eastAsia="en-US" w:bidi="ar-SA"/>
@@ -559,14 +1102,14 @@
   <w:latentStyles w:defLockedState="0" w:defUIPriority="99" w:defSemiHidden="0" w:defUnhideWhenUsed="0" w:defQFormat="0" w:count="375">
     <w:lsdException w:name="Normal" w:uiPriority="0" w:qFormat="1"/>
     <w:lsdException w:name="heading 1" w:uiPriority="9" w:qFormat="1"/>
-    <w:lsdException w:name="heading 2" w:semiHidden="1" w:uiPriority="9" w:unhideWhenUsed="1" w:qFormat="1"/>
-    <w:lsdException w:name="heading 3" w:semiHidden="1" w:uiPriority="9" w:unhideWhenUsed="1" w:qFormat="1"/>
-    <w:lsdException w:name="heading 4" w:semiHidden="1" w:uiPriority="9" w:unhideWhenUsed="1" w:qFormat="1"/>
-    <w:lsdException w:name="heading 5" w:semiHidden="1" w:uiPriority="9" w:unhideWhenUsed="1" w:qFormat="1"/>
-    <w:lsdException w:name="heading 6" w:semiHidden="1" w:uiPriority="9" w:unhideWhenUsed="1" w:qFormat="1"/>
-    <w:lsdException w:name="heading 7" w:semiHidden="1" w:uiPriority="9" w:unhideWhenUsed="1" w:qFormat="1"/>
-    <w:lsdException w:name="heading 8" w:semiHidden="1" w:uiPriority="9" w:unhideWhenUsed="1" w:qFormat="1"/>
-    <w:lsdException w:name="heading 9" w:semiHidden="1" w:uiPriority="9" w:unhideWhenUsed="1" w:qFormat="1"/>
+    <w:lsdException w:name="heading 2" w:uiPriority="9" w:semiHidden="1" w:unhideWhenUsed="1" w:qFormat="1"/>
+    <w:lsdException w:name="heading 3" w:uiPriority="9" w:semiHidden="1" w:unhideWhenUsed="1" w:qFormat="1"/>
+    <w:lsdException w:name="heading 4" w:uiPriority="9" w:semiHidden="1" w:unhideWhenUsed="1" w:qFormat="1"/>
+    <w:lsdException w:name="heading 5" w:uiPriority="9" w:semiHidden="1" w:unhideWhenUsed="1" w:qFormat="1"/>
+    <w:lsdException w:name="heading 6" w:uiPriority="9" w:semiHidden="1" w:unhideWhenUsed="1" w:qFormat="1"/>
+    <w:lsdException w:name="heading 7" w:uiPriority="9" w:semiHidden="1" w:unhideWhenUsed="1" w:qFormat="1"/>
+    <w:lsdException w:name="heading 8" w:uiPriority="9" w:semiHidden="1" w:unhideWhenUsed="1" w:qFormat="1"/>
+    <w:lsdException w:name="heading 9" w:uiPriority="9" w:semiHidden="1" w:unhideWhenUsed="1" w:qFormat="1"/>
     <w:lsdException w:name="index 1" w:semiHidden="1" w:unhideWhenUsed="1"/>
     <w:lsdException w:name="index 2" w:semiHidden="1" w:unhideWhenUsed="1"/>
     <w:lsdException w:name="index 3" w:semiHidden="1" w:unhideWhenUsed="1"/>
@@ -576,22 +1119,22 @@
     <w:lsdException w:name="index 7" w:semiHidden="1" w:unhideWhenUsed="1"/>
     <w:lsdException w:name="index 8" w:semiHidden="1" w:unhideWhenUsed="1"/>
     <w:lsdException w:name="index 9" w:semiHidden="1" w:unhideWhenUsed="1"/>
-    <w:lsdException w:name="toc 1" w:semiHidden="1" w:uiPriority="39" w:unhideWhenUsed="1"/>
-    <w:lsdException w:name="toc 2" w:semiHidden="1" w:uiPriority="39" w:unhideWhenUsed="1"/>
-    <w:lsdException w:name="toc 3" w:semiHidden="1" w:uiPriority="39" w:unhideWhenUsed="1"/>
-    <w:lsdException w:name="toc 4" w:semiHidden="1" w:uiPriority="39" w:unhideWhenUsed="1"/>
-    <w:lsdException w:name="toc 5" w:semiHidden="1" w:uiPriority="39" w:unhideWhenUsed="1"/>
-    <w:lsdException w:name="toc 6" w:semiHidden="1" w:uiPriority="39" w:unhideWhenUsed="1"/>
-    <w:lsdException w:name="toc 7" w:semiHidden="1" w:uiPriority="39" w:unhideWhenUsed="1"/>
-    <w:lsdException w:name="toc 8" w:semiHidden="1" w:uiPriority="39" w:unhideWhenUsed="1"/>
-    <w:lsdException w:name="toc 9" w:semiHidden="1" w:uiPriority="39" w:unhideWhenUsed="1"/>
+    <w:lsdException w:name="toc 1" w:uiPriority="39" w:semiHidden="1" w:unhideWhenUsed="1"/>
+    <w:lsdException w:name="toc 2" w:uiPriority="39" w:semiHidden="1" w:unhideWhenUsed="1"/>
+    <w:lsdException w:name="toc 3" w:uiPriority="39" w:semiHidden="1" w:unhideWhenUsed="1"/>
+    <w:lsdException w:name="toc 4" w:uiPriority="39" w:semiHidden="1" w:unhideWhenUsed="1"/>
+    <w:lsdException w:name="toc 5" w:uiPriority="39" w:semiHidden="1" w:unhideWhenUsed="1"/>
+    <w:lsdException w:name="toc 6" w:uiPriority="39" w:semiHidden="1" w:unhideWhenUsed="1"/>
+    <w:lsdException w:name="toc 7" w:uiPriority="39" w:semiHidden="1" w:unhideWhenUsed="1"/>
+    <w:lsdException w:name="toc 8" w:uiPriority="39" w:semiHidden="1" w:unhideWhenUsed="1"/>
+    <w:lsdException w:name="toc 9" w:uiPriority="39" w:semiHidden="1" w:unhideWhenUsed="1"/>
     <w:lsdException w:name="Normal Indent" w:semiHidden="1" w:unhideWhenUsed="1"/>
     <w:lsdException w:name="footnote text" w:semiHidden="1" w:unhideWhenUsed="1"/>
     <w:lsdException w:name="annotation text" w:semiHidden="1" w:unhideWhenUsed="1"/>
     <w:lsdException w:name="header" w:semiHidden="1" w:unhideWhenUsed="1"/>
     <w:lsdException w:name="footer" w:semiHidden="1" w:unhideWhenUsed="1"/>
     <w:lsdException w:name="index heading" w:semiHidden="1" w:unhideWhenUsed="1"/>
-    <w:lsdException w:name="caption" w:semiHidden="1" w:uiPriority="35" w:unhideWhenUsed="1" w:qFormat="1"/>
+    <w:lsdException w:name="caption" w:uiPriority="35" w:semiHidden="1" w:unhideWhenUsed="1" w:qFormat="1"/>
     <w:lsdException w:name="table of figures" w:semiHidden="1" w:unhideWhenUsed="1"/>
     <w:lsdException w:name="envelope address" w:semiHidden="1" w:unhideWhenUsed="1"/>
     <w:lsdException w:name="envelope return" w:semiHidden="1" w:unhideWhenUsed="1"/>
@@ -622,7 +1165,7 @@
     <w:lsdException w:name="Title" w:uiPriority="10" w:qFormat="1"/>
     <w:lsdException w:name="Closing" w:semiHidden="1" w:unhideWhenUsed="1"/>
     <w:lsdException w:name="Signature" w:semiHidden="1" w:unhideWhenUsed="1"/>
-    <w:lsdException w:name="Default Paragraph Font" w:semiHidden="1" w:uiPriority="1" w:unhideWhenUsed="1"/>
+    <w:lsdException w:name="Default Paragraph Font" w:uiPriority="1" w:semiHidden="1" w:unhideWhenUsed="1"/>
     <w:lsdException w:name="Body Text" w:semiHidden="1" w:unhideWhenUsed="1"/>
     <w:lsdException w:name="Body Text Indent" w:semiHidden="1" w:unhideWhenUsed="1"/>
     <w:lsdException w:name="List Continue" w:semiHidden="1" w:unhideWhenUsed="1"/>
@@ -822,8 +1365,8 @@
     <w:lsdException w:name="Subtle Reference" w:uiPriority="31" w:qFormat="1"/>
     <w:lsdException w:name="Intense Reference" w:uiPriority="32" w:qFormat="1"/>
     <w:lsdException w:name="Book Title" w:uiPriority="33" w:qFormat="1"/>
-    <w:lsdException w:name="Bibliography" w:semiHidden="1" w:uiPriority="37" w:unhideWhenUsed="1"/>
-    <w:lsdException w:name="TOC Heading" w:semiHidden="1" w:uiPriority="39" w:unhideWhenUsed="1" w:qFormat="1"/>
+    <w:lsdException w:name="Bibliography" w:uiPriority="37" w:semiHidden="1" w:unhideWhenUsed="1"/>
+    <w:lsdException w:name="TOC Heading" w:uiPriority="39" w:semiHidden="1" w:unhideWhenUsed="1" w:qFormat="1"/>
     <w:lsdException w:name="Plain Table 1" w:uiPriority="41"/>
     <w:lsdException w:name="Plain Table 2" w:uiPriority="42"/>
     <w:lsdException w:name="Plain Table 3" w:uiPriority="43"/>
@@ -933,17 +1476,17 @@
     <w:lsdException w:name="Hashtag" w:semiHidden="1" w:unhideWhenUsed="1"/>
     <w:lsdException w:name="Unresolved Mention" w:semiHidden="1" w:unhideWhenUsed="1"/>
   </w:latentStyles>
-  <w:style w:type="paragraph" w:default="1" w:styleId="Norml">
+  <w:style w:type="paragraph" w:styleId="Norml" w:default="1">
     <w:name w:val="Normal"/>
     <w:qFormat/>
   </w:style>
-  <w:style w:type="character" w:default="1" w:styleId="Bekezdsalapbettpusa">
+  <w:style w:type="character" w:styleId="Bekezdsalapbettpusa" w:default="1">
     <w:name w:val="Default Paragraph Font"/>
     <w:uiPriority w:val="1"/>
     <w:semiHidden/>
     <w:unhideWhenUsed/>
   </w:style>
-  <w:style w:type="table" w:default="1" w:styleId="Normltblzat">
+  <w:style w:type="table" w:styleId="Normltblzat" w:default="1">
     <w:name w:val="Normal Table"/>
     <w:uiPriority w:val="99"/>
     <w:semiHidden/>
@@ -958,7 +1501,7 @@
       </w:tblCellMar>
     </w:tblPr>
   </w:style>
-  <w:style w:type="numbering" w:default="1" w:styleId="Nemlista">
+  <w:style w:type="numbering" w:styleId="Nemlista" w:default="1">
     <w:name w:val="No List"/>
     <w:uiPriority w:val="99"/>
     <w:semiHidden/>
@@ -979,7 +1522,7 @@
       <w:spacing w:after="0" w:line="240" w:lineRule="auto"/>
     </w:pPr>
   </w:style>
-  <w:style w:type="character" w:customStyle="1" w:styleId="lfejChar">
+  <w:style w:type="character" w:styleId="lfejChar" w:customStyle="1">
     <w:name w:val="Élőfej Char"/>
     <w:basedOn w:val="Bekezdsalapbettpusa"/>
     <w:link w:val="lfej"/>
@@ -1001,7 +1544,7 @@
       <w:spacing w:after="0" w:line="240" w:lineRule="auto"/>
     </w:pPr>
   </w:style>
-  <w:style w:type="character" w:customStyle="1" w:styleId="llbChar">
+  <w:style w:type="character" w:styleId="llbChar" w:customStyle="1">
     <w:name w:val="Élőláb Char"/>
     <w:basedOn w:val="Bekezdsalapbettpusa"/>
     <w:link w:val="llb"/>
@@ -1023,7 +1566,7 @@
 </file>
 
 <file path=word/theme/theme1.xml><?xml version="1.0" encoding="utf-8"?>
-<a:theme xmlns:a="http://schemas.openxmlformats.org/drawingml/2006/main" name="Office-téma">
+<a:theme xmlns:a="http://schemas.openxmlformats.org/drawingml/2006/main" xmlns:thm15="http://schemas.microsoft.com/office/thememl/2012/main" name="Office-téma">
   <a:themeElements>
     <a:clrScheme name="Office">
       <a:dk1>
